--- a/Japonais/1-Vocabulaire.docx
+++ b/Japonais/1-Vocabulaire.docx
@@ -6,7 +6,6 @@
       <w:pPr>
         <w:spacing w:line="240" w:lineRule="auto"/>
         <w:rPr>
-          <w:rFonts w:hint="eastAsia"/>
           <w:sz w:val="24"/>
         </w:rPr>
       </w:pPr>
@@ -29,7 +28,6 @@
       <w:pPr>
         <w:spacing w:line="240" w:lineRule="auto"/>
         <w:rPr>
-          <w:rFonts w:hint="eastAsia"/>
           <w:sz w:val="24"/>
         </w:rPr>
       </w:pPr>
@@ -59,7 +57,6 @@
       <w:pPr>
         <w:spacing w:line="240" w:lineRule="auto"/>
         <w:rPr>
-          <w:rFonts w:hint="eastAsia"/>
           <w:sz w:val="24"/>
         </w:rPr>
       </w:pPr>
@@ -89,7 +86,6 @@
       <w:pPr>
         <w:spacing w:line="240" w:lineRule="auto"/>
         <w:rPr>
-          <w:rFonts w:hint="eastAsia"/>
           <w:sz w:val="24"/>
         </w:rPr>
       </w:pPr>
@@ -126,7 +122,6 @@
       <w:pPr>
         <w:spacing w:line="240" w:lineRule="auto"/>
         <w:rPr>
-          <w:rFonts w:hint="eastAsia"/>
           <w:sz w:val="24"/>
         </w:rPr>
       </w:pPr>
@@ -163,7 +158,6 @@
       <w:pPr>
         <w:spacing w:line="240" w:lineRule="auto"/>
         <w:rPr>
-          <w:rFonts w:hint="eastAsia"/>
           <w:sz w:val="24"/>
         </w:rPr>
       </w:pPr>
@@ -208,7 +202,6 @@
       <w:pPr>
         <w:spacing w:line="240" w:lineRule="auto"/>
         <w:rPr>
-          <w:rFonts w:hint="eastAsia"/>
           <w:sz w:val="24"/>
         </w:rPr>
       </w:pPr>
@@ -234,6 +227,299 @@
           <w:sz w:val="24"/>
         </w:rPr>
       </w:pPr>
+    </w:p>
+    <w:p>
+      <w:pPr>
+        <w:spacing w:line="240" w:lineRule="auto"/>
+        <w:rPr>
+          <w:sz w:val="24"/>
+        </w:rPr>
+      </w:pPr>
+      <w:r>
+        <w:rPr>
+          <w:sz w:val="24"/>
+        </w:rPr>
+        <w:t>Chiffre :</w:t>
+      </w:r>
+    </w:p>
+    <w:p>
+      <w:pPr>
+        <w:pStyle w:val="Paragraphedeliste"/>
+        <w:numPr>
+          <w:ilvl w:val="0"/>
+          <w:numId w:val="1"/>
+        </w:numPr>
+        <w:spacing w:line="240" w:lineRule="auto"/>
+        <w:rPr>
+          <w:sz w:val="24"/>
+        </w:rPr>
+      </w:pPr>
+      <w:r>
+        <w:rPr>
+          <w:rFonts w:hint="eastAsia"/>
+          <w:sz w:val="24"/>
+        </w:rPr>
+        <w:t>れい　ぜろ</w:t>
+      </w:r>
+      <w:r>
+        <w:rPr>
+          <w:rFonts w:hint="eastAsia"/>
+          <w:sz w:val="24"/>
+        </w:rPr>
+        <w:t>・</w:t>
+      </w:r>
+    </w:p>
+    <w:p>
+      <w:pPr>
+        <w:pStyle w:val="Paragraphedeliste"/>
+        <w:numPr>
+          <w:ilvl w:val="0"/>
+          <w:numId w:val="1"/>
+        </w:numPr>
+        <w:spacing w:line="240" w:lineRule="auto"/>
+        <w:rPr>
+          <w:sz w:val="24"/>
+        </w:rPr>
+      </w:pPr>
+      <w:r>
+        <w:rPr>
+          <w:rFonts w:hint="eastAsia"/>
+          <w:sz w:val="24"/>
+        </w:rPr>
+        <w:t>いち</w:t>
+      </w:r>
+      <w:r>
+        <w:rPr>
+          <w:rFonts w:hint="eastAsia"/>
+          <w:sz w:val="24"/>
+        </w:rPr>
+        <w:t>・一</w:t>
+      </w:r>
+    </w:p>
+    <w:p>
+      <w:pPr>
+        <w:pStyle w:val="Paragraphedeliste"/>
+        <w:numPr>
+          <w:ilvl w:val="0"/>
+          <w:numId w:val="1"/>
+        </w:numPr>
+        <w:spacing w:line="240" w:lineRule="auto"/>
+        <w:rPr>
+          <w:sz w:val="24"/>
+        </w:rPr>
+      </w:pPr>
+      <w:r>
+        <w:rPr>
+          <w:sz w:val="24"/>
+        </w:rPr>
+        <w:t>に</w:t>
+      </w:r>
+      <w:r>
+        <w:rPr>
+          <w:sz w:val="24"/>
+        </w:rPr>
+        <w:t>・ニ</w:t>
+      </w:r>
+    </w:p>
+    <w:p>
+      <w:pPr>
+        <w:pStyle w:val="Paragraphedeliste"/>
+        <w:numPr>
+          <w:ilvl w:val="0"/>
+          <w:numId w:val="1"/>
+        </w:numPr>
+        <w:spacing w:line="240" w:lineRule="auto"/>
+        <w:rPr>
+          <w:sz w:val="24"/>
+        </w:rPr>
+      </w:pPr>
+      <w:r>
+        <w:rPr>
+          <w:sz w:val="24"/>
+        </w:rPr>
+        <w:t>らん</w:t>
+      </w:r>
+      <w:r>
+        <w:rPr>
+          <w:sz w:val="24"/>
+        </w:rPr>
+        <w:t>・</w:t>
+      </w:r>
+    </w:p>
+    <w:p>
+      <w:pPr>
+        <w:pStyle w:val="Paragraphedeliste"/>
+        <w:numPr>
+          <w:ilvl w:val="0"/>
+          <w:numId w:val="1"/>
+        </w:numPr>
+        <w:spacing w:line="240" w:lineRule="auto"/>
+        <w:rPr>
+          <w:sz w:val="24"/>
+        </w:rPr>
+      </w:pPr>
+      <w:r>
+        <w:rPr>
+          <w:sz w:val="24"/>
+        </w:rPr>
+        <w:t>よん　し</w:t>
+      </w:r>
+      <w:r>
+        <w:rPr>
+          <w:sz w:val="24"/>
+        </w:rPr>
+        <w:t>・</w:t>
+      </w:r>
+    </w:p>
+    <w:p>
+      <w:pPr>
+        <w:pStyle w:val="Paragraphedeliste"/>
+        <w:numPr>
+          <w:ilvl w:val="0"/>
+          <w:numId w:val="1"/>
+        </w:numPr>
+        <w:spacing w:line="240" w:lineRule="auto"/>
+        <w:rPr>
+          <w:sz w:val="24"/>
+        </w:rPr>
+      </w:pPr>
+      <w:r>
+        <w:rPr>
+          <w:sz w:val="24"/>
+        </w:rPr>
+        <w:t>ご</w:t>
+      </w:r>
+      <w:r>
+        <w:rPr>
+          <w:sz w:val="24"/>
+        </w:rPr>
+        <w:t>・</w:t>
+      </w:r>
+    </w:p>
+    <w:p>
+      <w:pPr>
+        <w:pStyle w:val="Paragraphedeliste"/>
+        <w:numPr>
+          <w:ilvl w:val="0"/>
+          <w:numId w:val="1"/>
+        </w:numPr>
+        <w:spacing w:line="240" w:lineRule="auto"/>
+        <w:rPr>
+          <w:sz w:val="24"/>
+        </w:rPr>
+      </w:pPr>
+      <w:r>
+        <w:rPr>
+          <w:sz w:val="24"/>
+        </w:rPr>
+        <w:t>ろく</w:t>
+      </w:r>
+      <w:r>
+        <w:rPr>
+          <w:sz w:val="24"/>
+        </w:rPr>
+        <w:t>・</w:t>
+      </w:r>
+    </w:p>
+    <w:p>
+      <w:pPr>
+        <w:pStyle w:val="Paragraphedeliste"/>
+        <w:numPr>
+          <w:ilvl w:val="0"/>
+          <w:numId w:val="1"/>
+        </w:numPr>
+        <w:spacing w:line="240" w:lineRule="auto"/>
+        <w:rPr>
+          <w:sz w:val="24"/>
+        </w:rPr>
+      </w:pPr>
+      <w:r>
+        <w:rPr>
+          <w:sz w:val="24"/>
+        </w:rPr>
+        <w:t>なな　しち</w:t>
+      </w:r>
+      <w:r>
+        <w:rPr>
+          <w:sz w:val="24"/>
+        </w:rPr>
+        <w:t>・</w:t>
+      </w:r>
+    </w:p>
+    <w:p>
+      <w:pPr>
+        <w:pStyle w:val="Paragraphedeliste"/>
+        <w:numPr>
+          <w:ilvl w:val="0"/>
+          <w:numId w:val="1"/>
+        </w:numPr>
+        <w:spacing w:line="240" w:lineRule="auto"/>
+        <w:rPr>
+          <w:sz w:val="24"/>
+        </w:rPr>
+      </w:pPr>
+      <w:r>
+        <w:rPr>
+          <w:sz w:val="24"/>
+        </w:rPr>
+        <w:t>はち</w:t>
+      </w:r>
+      <w:r>
+        <w:rPr>
+          <w:sz w:val="24"/>
+        </w:rPr>
+        <w:t>・</w:t>
+      </w:r>
+    </w:p>
+    <w:p>
+      <w:pPr>
+        <w:pStyle w:val="Paragraphedeliste"/>
+        <w:numPr>
+          <w:ilvl w:val="0"/>
+          <w:numId w:val="1"/>
+        </w:numPr>
+        <w:spacing w:line="240" w:lineRule="auto"/>
+        <w:rPr>
+          <w:sz w:val="24"/>
+        </w:rPr>
+      </w:pPr>
+      <w:r>
+        <w:rPr>
+          <w:sz w:val="24"/>
+        </w:rPr>
+        <w:t>かゅ　く</w:t>
+      </w:r>
+      <w:r>
+        <w:rPr>
+          <w:sz w:val="24"/>
+        </w:rPr>
+        <w:t>・</w:t>
+      </w:r>
+    </w:p>
+    <w:p>
+      <w:pPr>
+        <w:pStyle w:val="Paragraphedeliste"/>
+        <w:numPr>
+          <w:ilvl w:val="0"/>
+          <w:numId w:val="1"/>
+        </w:numPr>
+        <w:spacing w:line="240" w:lineRule="auto"/>
+        <w:rPr>
+          <w:sz w:val="24"/>
+        </w:rPr>
+      </w:pPr>
+      <w:r>
+        <w:rPr>
+          <w:sz w:val="24"/>
+        </w:rPr>
+        <w:t>じゅ</w:t>
+      </w:r>
+      <w:r>
+        <w:rPr>
+          <w:sz w:val="24"/>
+        </w:rPr>
+        <w:t>・</w:t>
+      </w:r>
       <w:bookmarkStart w:id="0" w:name="_GoBack"/>
       <w:bookmarkEnd w:id="0"/>
     </w:p>
@@ -241,10 +527,18 @@
       <w:pPr>
         <w:spacing w:line="240" w:lineRule="auto"/>
         <w:rPr>
-          <w:rFonts w:hint="eastAsia"/>
-          <w:sz w:val="24"/>
-        </w:rPr>
-      </w:pPr>
+          <w:sz w:val="24"/>
+        </w:rPr>
+      </w:pPr>
+    </w:p>
+    <w:p>
+      <w:pPr>
+        <w:spacing w:line="240" w:lineRule="auto"/>
+        <w:rPr>
+          <w:sz w:val="24"/>
+        </w:rPr>
+      </w:pPr>
+      <w:proofErr w:type="spellStart"/>
       <w:r>
         <w:rPr>
           <w:rFonts w:hint="eastAsia"/>
@@ -252,6 +546,7 @@
         </w:rPr>
         <w:t>Color</w:t>
       </w:r>
+      <w:proofErr w:type="spellEnd"/>
       <w:r>
         <w:rPr>
           <w:rFonts w:hint="eastAsia"/>
@@ -271,7 +566,6 @@
       <w:pPr>
         <w:spacing w:line="240" w:lineRule="auto"/>
         <w:rPr>
-          <w:rFonts w:hint="eastAsia"/>
           <w:sz w:val="24"/>
         </w:rPr>
       </w:pPr>
@@ -301,7 +595,6 @@
       <w:pPr>
         <w:spacing w:line="240" w:lineRule="auto"/>
         <w:rPr>
-          <w:rFonts w:hint="eastAsia"/>
           <w:sz w:val="24"/>
         </w:rPr>
       </w:pPr>
@@ -331,7 +624,6 @@
       <w:pPr>
         <w:spacing w:line="240" w:lineRule="auto"/>
         <w:rPr>
-          <w:rFonts w:hint="eastAsia"/>
           <w:sz w:val="24"/>
         </w:rPr>
       </w:pPr>
@@ -354,7 +646,6 @@
       <w:pPr>
         <w:spacing w:line="240" w:lineRule="auto"/>
         <w:rPr>
-          <w:rFonts w:hint="eastAsia"/>
           <w:sz w:val="24"/>
         </w:rPr>
       </w:pPr>
@@ -377,7 +668,6 @@
       <w:pPr>
         <w:spacing w:line="240" w:lineRule="auto"/>
         <w:rPr>
-          <w:rFonts w:hint="eastAsia"/>
           <w:sz w:val="24"/>
         </w:rPr>
       </w:pPr>
@@ -430,7 +720,6 @@
       <w:pPr>
         <w:spacing w:line="240" w:lineRule="auto"/>
         <w:rPr>
-          <w:rFonts w:hint="eastAsia"/>
           <w:sz w:val="24"/>
         </w:rPr>
       </w:pPr>
@@ -475,7 +764,6 @@
       <w:pPr>
         <w:spacing w:line="240" w:lineRule="auto"/>
         <w:rPr>
-          <w:rFonts w:hint="eastAsia"/>
           <w:sz w:val="24"/>
         </w:rPr>
       </w:pPr>
@@ -491,15 +779,15 @@
       <w:pPr>
         <w:spacing w:line="240" w:lineRule="auto"/>
         <w:rPr>
-          <w:rFonts w:hint="eastAsia"/>
-          <w:sz w:val="24"/>
-        </w:rPr>
-      </w:pPr>
-      <w:r>
-        <w:rPr>
-          <w:rFonts w:hint="eastAsia"/>
-          <w:sz w:val="24"/>
-        </w:rPr>
+          <w:sz w:val="24"/>
+        </w:rPr>
+      </w:pPr>
+      <w:r>
+        <w:rPr>
+          <w:rFonts w:hint="eastAsia"/>
+          <w:sz w:val="24"/>
+        </w:rPr>
+        <w:lastRenderedPageBreak/>
         <w:t>はじめまして。　さくらじす。</w:t>
       </w:r>
     </w:p>
@@ -507,7 +795,6 @@
       <w:pPr>
         <w:spacing w:line="240" w:lineRule="auto"/>
         <w:rPr>
-          <w:rFonts w:hint="eastAsia"/>
           <w:sz w:val="24"/>
         </w:rPr>
       </w:pPr>
@@ -523,7 +810,6 @@
       <w:pPr>
         <w:spacing w:line="240" w:lineRule="auto"/>
         <w:rPr>
-          <w:rFonts w:hint="eastAsia"/>
           <w:sz w:val="24"/>
         </w:rPr>
       </w:pPr>
@@ -544,6 +830,102 @@
     </w:sectPr>
   </w:body>
 </w:document>
+</file>
+
+<file path=word/numbering.xml><?xml version="1.0" encoding="utf-8"?>
+<w:numbering xmlns:wpc="http://schemas.microsoft.com/office/word/2010/wordprocessingCanvas" xmlns:mc="http://schemas.openxmlformats.org/markup-compatibility/2006" xmlns:o="urn:schemas-microsoft-com:office:office" xmlns:r="http://schemas.openxmlformats.org/officeDocument/2006/relationships" xmlns:m="http://schemas.openxmlformats.org/officeDocument/2006/math" xmlns:v="urn:schemas-microsoft-com:vml" xmlns:wp14="http://schemas.microsoft.com/office/word/2010/wordprocessingDrawing" xmlns:wp="http://schemas.openxmlformats.org/drawingml/2006/wordprocessingDrawing" xmlns:w10="urn:schemas-microsoft-com:office:word" xmlns:w="http://schemas.openxmlformats.org/wordprocessingml/2006/main" xmlns:w14="http://schemas.microsoft.com/office/word/2010/wordml" xmlns:w15="http://schemas.microsoft.com/office/word/2012/wordml" xmlns:wpg="http://schemas.microsoft.com/office/word/2010/wordprocessingGroup" xmlns:wpi="http://schemas.microsoft.com/office/word/2010/wordprocessingInk" xmlns:wne="http://schemas.microsoft.com/office/word/2006/wordml" xmlns:wps="http://schemas.microsoft.com/office/word/2010/wordprocessingShape" mc:Ignorable="w14 w15 wp14">
+  <w:abstractNum w:abstractNumId="0" w15:restartNumberingAfterBreak="0">
+    <w:nsid w:val="4CF81B7D"/>
+    <w:multiLevelType w:val="hybridMultilevel"/>
+    <w:tmpl w:val="D3EA66F0"/>
+    <w:lvl w:ilvl="0" w:tplc="3A52EED4">
+      <w:numFmt w:val="decimal"/>
+      <w:lvlText w:val="%1"/>
+      <w:lvlJc w:val="left"/>
+      <w:pPr>
+        <w:ind w:left="720" w:hanging="360"/>
+      </w:pPr>
+      <w:rPr>
+        <w:rFonts w:hint="default"/>
+      </w:rPr>
+    </w:lvl>
+    <w:lvl w:ilvl="1" w:tplc="040C0019" w:tentative="1">
+      <w:start w:val="1"/>
+      <w:numFmt w:val="lowerLetter"/>
+      <w:lvlText w:val="%2."/>
+      <w:lvlJc w:val="left"/>
+      <w:pPr>
+        <w:ind w:left="1440" w:hanging="360"/>
+      </w:pPr>
+    </w:lvl>
+    <w:lvl w:ilvl="2" w:tplc="040C001B" w:tentative="1">
+      <w:start w:val="1"/>
+      <w:numFmt w:val="lowerRoman"/>
+      <w:lvlText w:val="%3."/>
+      <w:lvlJc w:val="right"/>
+      <w:pPr>
+        <w:ind w:left="2160" w:hanging="180"/>
+      </w:pPr>
+    </w:lvl>
+    <w:lvl w:ilvl="3" w:tplc="040C000F" w:tentative="1">
+      <w:start w:val="1"/>
+      <w:numFmt w:val="decimal"/>
+      <w:lvlText w:val="%4."/>
+      <w:lvlJc w:val="left"/>
+      <w:pPr>
+        <w:ind w:left="2880" w:hanging="360"/>
+      </w:pPr>
+    </w:lvl>
+    <w:lvl w:ilvl="4" w:tplc="040C0019" w:tentative="1">
+      <w:start w:val="1"/>
+      <w:numFmt w:val="lowerLetter"/>
+      <w:lvlText w:val="%5."/>
+      <w:lvlJc w:val="left"/>
+      <w:pPr>
+        <w:ind w:left="3600" w:hanging="360"/>
+      </w:pPr>
+    </w:lvl>
+    <w:lvl w:ilvl="5" w:tplc="040C001B" w:tentative="1">
+      <w:start w:val="1"/>
+      <w:numFmt w:val="lowerRoman"/>
+      <w:lvlText w:val="%6."/>
+      <w:lvlJc w:val="right"/>
+      <w:pPr>
+        <w:ind w:left="4320" w:hanging="180"/>
+      </w:pPr>
+    </w:lvl>
+    <w:lvl w:ilvl="6" w:tplc="040C000F" w:tentative="1">
+      <w:start w:val="1"/>
+      <w:numFmt w:val="decimal"/>
+      <w:lvlText w:val="%7."/>
+      <w:lvlJc w:val="left"/>
+      <w:pPr>
+        <w:ind w:left="5040" w:hanging="360"/>
+      </w:pPr>
+    </w:lvl>
+    <w:lvl w:ilvl="7" w:tplc="040C0019" w:tentative="1">
+      <w:start w:val="1"/>
+      <w:numFmt w:val="lowerLetter"/>
+      <w:lvlText w:val="%8."/>
+      <w:lvlJc w:val="left"/>
+      <w:pPr>
+        <w:ind w:left="5760" w:hanging="360"/>
+      </w:pPr>
+    </w:lvl>
+    <w:lvl w:ilvl="8" w:tplc="040C001B" w:tentative="1">
+      <w:start w:val="1"/>
+      <w:numFmt w:val="lowerRoman"/>
+      <w:lvlText w:val="%9."/>
+      <w:lvlJc w:val="right"/>
+      <w:pPr>
+        <w:ind w:left="6480" w:hanging="180"/>
+      </w:pPr>
+    </w:lvl>
+  </w:abstractNum>
+  <w:num w:numId="1">
+    <w:abstractNumId w:val="0"/>
+  </w:num>
+</w:numbering>
 </file>
 
 <file path=word/styles.xml><?xml version="1.0" encoding="utf-8"?>
@@ -967,6 +1349,17 @@
     <w:semiHidden/>
     <w:unhideWhenUsed/>
   </w:style>
+  <w:style w:type="paragraph" w:styleId="Paragraphedeliste">
+    <w:name w:val="List Paragraph"/>
+    <w:basedOn w:val="Normal"/>
+    <w:uiPriority w:val="34"/>
+    <w:qFormat/>
+    <w:rsid w:val="00303FC8"/>
+    <w:pPr>
+      <w:ind w:left="720"/>
+      <w:contextualSpacing/>
+    </w:pPr>
+  </w:style>
 </w:styles>
 </file>
 

--- a/Japonais/1-Vocabulaire.docx
+++ b/Japonais/1-Vocabulaire.docx
@@ -520,6 +520,400 @@
         </w:rPr>
         <w:t>・</w:t>
       </w:r>
+    </w:p>
+    <w:p>
+      <w:pPr>
+        <w:spacing w:line="240" w:lineRule="auto"/>
+        <w:rPr>
+          <w:sz w:val="24"/>
+        </w:rPr>
+      </w:pPr>
+    </w:p>
+    <w:p>
+      <w:pPr>
+        <w:spacing w:line="240" w:lineRule="auto"/>
+        <w:rPr>
+          <w:sz w:val="24"/>
+        </w:rPr>
+      </w:pPr>
+      <w:proofErr w:type="spellStart"/>
+      <w:r>
+        <w:rPr>
+          <w:rFonts w:hint="eastAsia"/>
+          <w:sz w:val="24"/>
+        </w:rPr>
+        <w:t>Color</w:t>
+      </w:r>
+      <w:proofErr w:type="spellEnd"/>
+      <w:r>
+        <w:rPr>
+          <w:rFonts w:hint="eastAsia"/>
+          <w:sz w:val="24"/>
+        </w:rPr>
+        <w:t xml:space="preserve"> </w:t>
+      </w:r>
+      <w:r>
+        <w:rPr>
+          <w:rFonts w:hint="eastAsia"/>
+          <w:sz w:val="24"/>
+        </w:rPr>
+        <w:t>ころれ</w:t>
+      </w:r>
+    </w:p>
+    <w:p>
+      <w:pPr>
+        <w:spacing w:line="240" w:lineRule="auto"/>
+        <w:rPr>
+          <w:sz w:val="24"/>
+        </w:rPr>
+      </w:pPr>
+      <w:r>
+        <w:rPr>
+          <w:rFonts w:hint="eastAsia"/>
+          <w:sz w:val="24"/>
+        </w:rPr>
+        <w:t>赤・あか</w:t>
+      </w:r>
+      <w:r>
+        <w:rPr>
+          <w:rFonts w:hint="eastAsia"/>
+          <w:sz w:val="24"/>
+        </w:rPr>
+        <w:t>・</w:t>
+      </w:r>
+      <w:r>
+        <w:rPr>
+          <w:rFonts w:hint="eastAsia"/>
+          <w:sz w:val="24"/>
+        </w:rPr>
+        <w:t>Rouge</w:t>
+      </w:r>
+    </w:p>
+    <w:p>
+      <w:pPr>
+        <w:spacing w:line="240" w:lineRule="auto"/>
+        <w:rPr>
+          <w:sz w:val="24"/>
+        </w:rPr>
+      </w:pPr>
+      <w:r>
+        <w:rPr>
+          <w:rFonts w:hint="eastAsia"/>
+          <w:sz w:val="24"/>
+        </w:rPr>
+        <w:t>青・あお</w:t>
+      </w:r>
+      <w:r>
+        <w:rPr>
+          <w:rFonts w:hint="eastAsia"/>
+          <w:sz w:val="24"/>
+        </w:rPr>
+        <w:t>・</w:t>
+      </w:r>
+      <w:r>
+        <w:rPr>
+          <w:rFonts w:hint="eastAsia"/>
+          <w:sz w:val="24"/>
+        </w:rPr>
+        <w:t>Bleu</w:t>
+      </w:r>
+    </w:p>
+    <w:p>
+      <w:pPr>
+        <w:spacing w:line="240" w:lineRule="auto"/>
+        <w:rPr>
+          <w:sz w:val="24"/>
+        </w:rPr>
+      </w:pPr>
+      <w:r>
+        <w:rPr>
+          <w:rFonts w:hint="eastAsia"/>
+          <w:sz w:val="24"/>
+        </w:rPr>
+        <w:t>黒・くろ</w:t>
+      </w:r>
+      <w:r>
+        <w:rPr>
+          <w:rFonts w:hint="eastAsia"/>
+          <w:sz w:val="24"/>
+        </w:rPr>
+        <w:t>・</w:t>
+      </w:r>
+    </w:p>
+    <w:p>
+      <w:pPr>
+        <w:spacing w:line="240" w:lineRule="auto"/>
+        <w:rPr>
+          <w:sz w:val="24"/>
+        </w:rPr>
+      </w:pPr>
+      <w:r>
+        <w:rPr>
+          <w:rFonts w:hint="eastAsia"/>
+          <w:sz w:val="24"/>
+        </w:rPr>
+        <w:t>緑・みどり</w:t>
+      </w:r>
+      <w:r>
+        <w:rPr>
+          <w:rFonts w:hint="eastAsia"/>
+          <w:sz w:val="24"/>
+        </w:rPr>
+        <w:t>・</w:t>
+      </w:r>
+    </w:p>
+    <w:p>
+      <w:pPr>
+        <w:spacing w:line="240" w:lineRule="auto"/>
+        <w:rPr>
+          <w:sz w:val="24"/>
+        </w:rPr>
+      </w:pPr>
+      <w:r>
+        <w:rPr>
+          <w:rFonts w:hint="eastAsia"/>
+          <w:sz w:val="24"/>
+        </w:rPr>
+        <w:t>白</w:t>
+      </w:r>
+      <w:r>
+        <w:rPr>
+          <w:rFonts w:hint="eastAsia"/>
+          <w:sz w:val="24"/>
+        </w:rPr>
+        <w:t>・しろ</w:t>
+      </w:r>
+      <w:r>
+        <w:rPr>
+          <w:rFonts w:hint="eastAsia"/>
+          <w:sz w:val="24"/>
+        </w:rPr>
+        <w:t>・</w:t>
+      </w:r>
+      <w:r>
+        <w:rPr>
+          <w:rFonts w:hint="eastAsia"/>
+          <w:sz w:val="24"/>
+        </w:rPr>
+        <w:t>Blanc</w:t>
+      </w:r>
+    </w:p>
+    <w:p>
+      <w:pPr>
+        <w:spacing w:line="240" w:lineRule="auto"/>
+        <w:rPr>
+          <w:sz w:val="24"/>
+        </w:rPr>
+      </w:pPr>
+    </w:p>
+    <w:p>
+      <w:pPr>
+        <w:spacing w:line="240" w:lineRule="auto"/>
+        <w:rPr>
+          <w:sz w:val="24"/>
+        </w:rPr>
+      </w:pPr>
+      <w:r>
+        <w:rPr>
+          <w:sz w:val="24"/>
+        </w:rPr>
+        <w:t>Mois</w:t>
+      </w:r>
+    </w:p>
+    <w:p>
+      <w:pPr>
+        <w:spacing w:line="240" w:lineRule="auto"/>
+        <w:rPr>
+          <w:sz w:val="24"/>
+        </w:rPr>
+      </w:pPr>
+      <w:r>
+        <w:rPr>
+          <w:rFonts w:hint="eastAsia"/>
+          <w:sz w:val="24"/>
+        </w:rPr>
+        <w:t>いちがつ</w:t>
+      </w:r>
+      <w:r>
+        <w:rPr>
+          <w:sz w:val="24"/>
+        </w:rPr>
+        <w:t> ou 1</w:t>
+      </w:r>
+      <w:r>
+        <w:rPr>
+          <w:rFonts w:hint="eastAsia"/>
+          <w:sz w:val="24"/>
+        </w:rPr>
+        <w:t>月</w:t>
+      </w:r>
+    </w:p>
+    <w:p>
+      <w:pPr>
+        <w:spacing w:line="240" w:lineRule="auto"/>
+        <w:rPr>
+          <w:sz w:val="24"/>
+        </w:rPr>
+      </w:pPr>
+      <w:r>
+        <w:rPr>
+          <w:rFonts w:hint="eastAsia"/>
+          <w:sz w:val="24"/>
+        </w:rPr>
+        <w:t>にがつ</w:t>
+      </w:r>
+      <w:r>
+        <w:rPr>
+          <w:sz w:val="24"/>
+        </w:rPr>
+        <w:t> ou</w:t>
+      </w:r>
+      <w:r>
+        <w:rPr>
+          <w:sz w:val="24"/>
+        </w:rPr>
+        <w:t xml:space="preserve"> 2</w:t>
+      </w:r>
+      <w:r>
+        <w:rPr>
+          <w:rFonts w:hint="eastAsia"/>
+          <w:sz w:val="24"/>
+        </w:rPr>
+        <w:t>月</w:t>
+      </w:r>
+    </w:p>
+    <w:p>
+      <w:pPr>
+        <w:spacing w:line="240" w:lineRule="auto"/>
+        <w:rPr>
+          <w:sz w:val="24"/>
+        </w:rPr>
+      </w:pPr>
+      <w:r>
+        <w:rPr>
+          <w:rFonts w:hint="eastAsia"/>
+          <w:sz w:val="24"/>
+        </w:rPr>
+        <w:t>さんがつ</w:t>
+      </w:r>
+      <w:r>
+        <w:rPr>
+          <w:sz w:val="24"/>
+        </w:rPr>
+        <w:t> ou</w:t>
+      </w:r>
+      <w:r>
+        <w:rPr>
+          <w:sz w:val="24"/>
+        </w:rPr>
+        <w:t xml:space="preserve"> … </w:t>
+      </w:r>
+      <w:r>
+        <w:rPr>
+          <w:rFonts w:hint="eastAsia"/>
+          <w:sz w:val="24"/>
+        </w:rPr>
+        <w:t>月</w:t>
+      </w:r>
+    </w:p>
+    <w:p>
+      <w:pPr>
+        <w:spacing w:line="240" w:lineRule="auto"/>
+        <w:rPr>
+          <w:sz w:val="24"/>
+        </w:rPr>
+      </w:pPr>
+      <w:r>
+        <w:rPr>
+          <w:rFonts w:hint="eastAsia"/>
+          <w:sz w:val="24"/>
+        </w:rPr>
+        <w:lastRenderedPageBreak/>
+        <w:t>よんがつ</w:t>
+      </w:r>
+    </w:p>
+    <w:p>
+      <w:pPr>
+        <w:spacing w:line="240" w:lineRule="auto"/>
+        <w:rPr>
+          <w:sz w:val="24"/>
+        </w:rPr>
+      </w:pPr>
+      <w:r>
+        <w:rPr>
+          <w:rFonts w:hint="eastAsia"/>
+          <w:sz w:val="24"/>
+        </w:rPr>
+        <w:t>ごがつ</w:t>
+      </w:r>
+    </w:p>
+    <w:p>
+      <w:pPr>
+        <w:spacing w:line="240" w:lineRule="auto"/>
+        <w:rPr>
+          <w:sz w:val="24"/>
+        </w:rPr>
+      </w:pPr>
+      <w:r>
+        <w:rPr>
+          <w:rFonts w:hint="eastAsia"/>
+          <w:sz w:val="24"/>
+        </w:rPr>
+        <w:t>ろくがつ</w:t>
+      </w:r>
+    </w:p>
+    <w:p>
+      <w:pPr>
+        <w:spacing w:line="240" w:lineRule="auto"/>
+        <w:rPr>
+          <w:sz w:val="24"/>
+        </w:rPr>
+      </w:pPr>
+      <w:r>
+        <w:rPr>
+          <w:rFonts w:hint="eastAsia"/>
+          <w:sz w:val="24"/>
+        </w:rPr>
+        <w:t>しちがつ</w:t>
+      </w:r>
+    </w:p>
+    <w:p>
+      <w:pPr>
+        <w:spacing w:line="240" w:lineRule="auto"/>
+        <w:rPr>
+          <w:sz w:val="24"/>
+        </w:rPr>
+      </w:pPr>
+      <w:r>
+        <w:rPr>
+          <w:rFonts w:hint="eastAsia"/>
+          <w:sz w:val="24"/>
+        </w:rPr>
+        <w:t>ほちがつ</w:t>
+      </w:r>
+      <w:r>
+        <w:rPr>
+          <w:rFonts w:hint="eastAsia"/>
+          <w:sz w:val="24"/>
+        </w:rPr>
+        <w:t xml:space="preserve"> </w:t>
+      </w:r>
+    </w:p>
+    <w:p>
+      <w:pPr>
+        <w:spacing w:line="240" w:lineRule="auto"/>
+        <w:rPr>
+          <w:rFonts w:hint="eastAsia"/>
+          <w:sz w:val="24"/>
+        </w:rPr>
+      </w:pPr>
+      <w:r>
+        <w:rPr>
+          <w:rFonts w:hint="eastAsia"/>
+          <w:sz w:val="24"/>
+        </w:rPr>
+        <w:t>くがつ</w:t>
+      </w:r>
       <w:bookmarkStart w:id="0" w:name="_GoBack"/>
       <w:bookmarkEnd w:id="0"/>
     </w:p>
@@ -538,15 +932,21 @@
           <w:sz w:val="24"/>
         </w:rPr>
       </w:pPr>
-      <w:proofErr w:type="spellStart"/>
-      <w:r>
-        <w:rPr>
-          <w:rFonts w:hint="eastAsia"/>
-          <w:sz w:val="24"/>
-        </w:rPr>
-        <w:t>Color</w:t>
-      </w:r>
-      <w:proofErr w:type="spellEnd"/>
+    </w:p>
+    <w:p>
+      <w:pPr>
+        <w:spacing w:line="240" w:lineRule="auto"/>
+        <w:rPr>
+          <w:sz w:val="24"/>
+        </w:rPr>
+      </w:pPr>
+      <w:r>
+        <w:rPr>
+          <w:rFonts w:hint="eastAsia"/>
+          <w:sz w:val="24"/>
+        </w:rPr>
+        <w:t>肉</w:t>
+      </w:r>
       <w:r>
         <w:rPr>
           <w:rFonts w:hint="eastAsia"/>
@@ -559,189 +959,6 @@
           <w:rFonts w:hint="eastAsia"/>
           <w:sz w:val="24"/>
         </w:rPr>
-        <w:t>ころれ</w:t>
-      </w:r>
-    </w:p>
-    <w:p>
-      <w:pPr>
-        <w:spacing w:line="240" w:lineRule="auto"/>
-        <w:rPr>
-          <w:sz w:val="24"/>
-        </w:rPr>
-      </w:pPr>
-      <w:r>
-        <w:rPr>
-          <w:rFonts w:hint="eastAsia"/>
-          <w:sz w:val="24"/>
-        </w:rPr>
-        <w:t>赤・あか</w:t>
-      </w:r>
-      <w:r>
-        <w:rPr>
-          <w:rFonts w:hint="eastAsia"/>
-          <w:sz w:val="24"/>
-        </w:rPr>
-        <w:t>・</w:t>
-      </w:r>
-      <w:r>
-        <w:rPr>
-          <w:rFonts w:hint="eastAsia"/>
-          <w:sz w:val="24"/>
-        </w:rPr>
-        <w:t>Rouge</w:t>
-      </w:r>
-    </w:p>
-    <w:p>
-      <w:pPr>
-        <w:spacing w:line="240" w:lineRule="auto"/>
-        <w:rPr>
-          <w:sz w:val="24"/>
-        </w:rPr>
-      </w:pPr>
-      <w:r>
-        <w:rPr>
-          <w:rFonts w:hint="eastAsia"/>
-          <w:sz w:val="24"/>
-        </w:rPr>
-        <w:t>青・あお</w:t>
-      </w:r>
-      <w:r>
-        <w:rPr>
-          <w:rFonts w:hint="eastAsia"/>
-          <w:sz w:val="24"/>
-        </w:rPr>
-        <w:t>・</w:t>
-      </w:r>
-      <w:r>
-        <w:rPr>
-          <w:rFonts w:hint="eastAsia"/>
-          <w:sz w:val="24"/>
-        </w:rPr>
-        <w:t>Bleu</w:t>
-      </w:r>
-    </w:p>
-    <w:p>
-      <w:pPr>
-        <w:spacing w:line="240" w:lineRule="auto"/>
-        <w:rPr>
-          <w:sz w:val="24"/>
-        </w:rPr>
-      </w:pPr>
-      <w:r>
-        <w:rPr>
-          <w:rFonts w:hint="eastAsia"/>
-          <w:sz w:val="24"/>
-        </w:rPr>
-        <w:t>黒・くろ</w:t>
-      </w:r>
-      <w:r>
-        <w:rPr>
-          <w:rFonts w:hint="eastAsia"/>
-          <w:sz w:val="24"/>
-        </w:rPr>
-        <w:t>・</w:t>
-      </w:r>
-    </w:p>
-    <w:p>
-      <w:pPr>
-        <w:spacing w:line="240" w:lineRule="auto"/>
-        <w:rPr>
-          <w:sz w:val="24"/>
-        </w:rPr>
-      </w:pPr>
-      <w:r>
-        <w:rPr>
-          <w:rFonts w:hint="eastAsia"/>
-          <w:sz w:val="24"/>
-        </w:rPr>
-        <w:t>緑・みどり</w:t>
-      </w:r>
-      <w:r>
-        <w:rPr>
-          <w:rFonts w:hint="eastAsia"/>
-          <w:sz w:val="24"/>
-        </w:rPr>
-        <w:t>・</w:t>
-      </w:r>
-    </w:p>
-    <w:p>
-      <w:pPr>
-        <w:spacing w:line="240" w:lineRule="auto"/>
-        <w:rPr>
-          <w:sz w:val="24"/>
-        </w:rPr>
-      </w:pPr>
-      <w:r>
-        <w:rPr>
-          <w:rFonts w:hint="eastAsia"/>
-          <w:sz w:val="24"/>
-        </w:rPr>
-        <w:t>白</w:t>
-      </w:r>
-      <w:r>
-        <w:rPr>
-          <w:rFonts w:hint="eastAsia"/>
-          <w:sz w:val="24"/>
-        </w:rPr>
-        <w:t>・しろ</w:t>
-      </w:r>
-      <w:r>
-        <w:rPr>
-          <w:rFonts w:hint="eastAsia"/>
-          <w:sz w:val="24"/>
-        </w:rPr>
-        <w:t>・</w:t>
-      </w:r>
-      <w:r>
-        <w:rPr>
-          <w:rFonts w:hint="eastAsia"/>
-          <w:sz w:val="24"/>
-        </w:rPr>
-        <w:t>Blanc</w:t>
-      </w:r>
-    </w:p>
-    <w:p>
-      <w:pPr>
-        <w:spacing w:line="240" w:lineRule="auto"/>
-        <w:rPr>
-          <w:sz w:val="24"/>
-        </w:rPr>
-      </w:pPr>
-    </w:p>
-    <w:p>
-      <w:pPr>
-        <w:spacing w:line="240" w:lineRule="auto"/>
-        <w:rPr>
-          <w:sz w:val="24"/>
-        </w:rPr>
-      </w:pPr>
-    </w:p>
-    <w:p>
-      <w:pPr>
-        <w:spacing w:line="240" w:lineRule="auto"/>
-        <w:rPr>
-          <w:sz w:val="24"/>
-        </w:rPr>
-      </w:pPr>
-      <w:r>
-        <w:rPr>
-          <w:rFonts w:hint="eastAsia"/>
-          <w:sz w:val="24"/>
-        </w:rPr>
-        <w:t>肉</w:t>
-      </w:r>
-      <w:r>
-        <w:rPr>
-          <w:rFonts w:hint="eastAsia"/>
-          <w:sz w:val="24"/>
-        </w:rPr>
-        <w:t xml:space="preserve"> </w:t>
-      </w:r>
-      <w:r>
-        <w:rPr>
-          <w:rFonts w:hint="eastAsia"/>
-          <w:sz w:val="24"/>
-        </w:rPr>
         <w:t xml:space="preserve">・　にく　・　</w:t>
       </w:r>
       <w:r>
@@ -787,7 +1004,6 @@
           <w:rFonts w:hint="eastAsia"/>
           <w:sz w:val="24"/>
         </w:rPr>
-        <w:lastRenderedPageBreak/>
         <w:t>はじめまして。　さくらじす。</w:t>
       </w:r>
     </w:p>
